--- a/task-4-email-etiquette/Internship Inquiry.docx
+++ b/task-4-email-etiquette/Internship Inquiry.docx
@@ -20,8 +20,6 @@
           <w:lang w:val="en-IN"/>
         </w:rPr>
       </w:pPr>
-      <w:bookmarkStart w:id="0" w:name="_GoBack"/>
-      <w:bookmarkEnd w:id="0"/>
       <w:r>
         <w:rPr>
           <w:rFonts w:hint="default" w:ascii="Segoe UI Black" w:hAnsi="Segoe UI Black" w:eastAsia="SimSun" w:cs="Segoe UI Black"/>
@@ -46,25 +44,8 @@
       <w:r>
         <w:rPr>
           <w:rFonts w:hint="default" w:ascii="Calibri" w:hAnsi="Calibri" w:eastAsia="sans-serif" w:cs="sans-serif"/>
-          <w:b/>
-          <w:bCs/>
-          <w:lang w:val="en-IN"/>
-        </w:rPr>
-        <w:t>S</w:t>
-      </w:r>
-      <w:r>
-        <w:rPr>
-          <w:rFonts w:hint="default" w:ascii="Calibri" w:hAnsi="Calibri" w:eastAsia="sans-serif" w:cs="sans-serif"/>
-          <w:b/>
-          <w:bCs/>
-        </w:rPr>
-        <w:t>cenario:</w:t>
-      </w:r>
-      <w:r>
-        <w:rPr>
-          <w:rFonts w:hint="default" w:ascii="Calibri" w:hAnsi="Calibri" w:eastAsia="sans-serif" w:cs="sans-serif"/>
-        </w:rPr>
-        <w:t xml:space="preserve"> Expressing interest in a summer opportunity at a leading tech firm.</w:t>
+        </w:rPr>
+        <w:t>Expressing interest in a summer opportunity at a leading tech firm.</w:t>
       </w:r>
     </w:p>
     <w:p>
@@ -111,16 +92,8 @@
       <w:r>
         <w:rPr>
           <w:rFonts w:hint="default" w:ascii="Calibri" w:hAnsi="Calibri" w:eastAsia="sans-serif" w:cs="sans-serif"/>
-          <w:b/>
-          <w:bCs/>
-        </w:rPr>
-        <w:t>Greeting:</w:t>
-      </w:r>
-      <w:r>
-        <w:rPr>
-          <w:rFonts w:hint="default" w:ascii="Calibri" w:hAnsi="Calibri" w:eastAsia="sans-serif" w:cs="sans-serif"/>
-        </w:rPr>
-        <w:t xml:space="preserve"> Dear Mr. Adani, </w:t>
+        </w:rPr>
+        <w:t xml:space="preserve">Dear Mr. Adani, </w:t>
       </w:r>
     </w:p>
     <w:p>
@@ -139,17 +112,11 @@
       <w:r>
         <w:rPr>
           <w:rFonts w:hint="default" w:ascii="Calibri" w:hAnsi="Calibri" w:eastAsia="sans-serif" w:cs="sans-serif"/>
-          <w:b/>
-          <w:bCs/>
-        </w:rPr>
-        <w:t>Body:</w:t>
-      </w:r>
-      <w:r>
-        <w:rPr>
-          <w:rFonts w:hint="default" w:ascii="Calibri" w:hAnsi="Calibri" w:eastAsia="sans-serif" w:cs="sans-serif"/>
-        </w:rPr>
-        <w:t xml:space="preserve"> My name is Krishna Goyal, and I am a first-year B.Tech CSE student at VIT Bhopal University. I am writing to express my enthusiastic interest in a summer internship opportunity with the Software Engineering team at Google India. I have been following Google’s recent advancements in cloud collaboration tools and would value the opportunity to contribute to your team while further developing my technical skills. Could you please share information regarding the application timeline or any upcoming internship openings for 2026?</w:t>
-      </w:r>
+        </w:rPr>
+        <w:t>My name is Krishna Goyal, and I am a first-year B.Tech CSE student at VIT Bhopal University. I am writing to express my enthusiastic interest in a summer internship opportunity with the Software Engineering team at Google India. I have been following Google’s recent advancements in cloud collaboration tools and would value the opportunity to contribute to your team while further developing my technical skills. Could you please share information regarding the application timeline or any upcoming internship openings for 2026</w:t>
+      </w:r>
+      <w:bookmarkStart w:id="0" w:name="_GoBack"/>
+      <w:bookmarkEnd w:id="0"/>
     </w:p>
     <w:p>
       <w:pPr>
@@ -167,16 +134,8 @@
       <w:r>
         <w:rPr>
           <w:rFonts w:hint="default" w:ascii="Calibri" w:hAnsi="Calibri" w:eastAsia="sans-serif" w:cs="sans-serif"/>
-          <w:b/>
-          <w:bCs/>
-        </w:rPr>
-        <w:t>Sign-off:</w:t>
-      </w:r>
-      <w:r>
-        <w:rPr>
-          <w:rFonts w:hint="default" w:ascii="Calibri" w:hAnsi="Calibri" w:eastAsia="sans-serif" w:cs="sans-serif"/>
-        </w:rPr>
-        <w:t xml:space="preserve"> Best regards, </w:t>
+        </w:rPr>
+        <w:t xml:space="preserve">Best regards, </w:t>
       </w:r>
     </w:p>
     <w:p>
@@ -230,7 +189,24 @@
           <w:b/>
           <w:bCs/>
         </w:rPr>
-        <w:t>25BCE1xxx2</w:t>
+        <w:t>25BCE</w:t>
+      </w:r>
+      <w:r>
+        <w:rPr>
+          <w:rFonts w:hint="default" w:ascii="Calibri" w:hAnsi="Calibri" w:eastAsia="sans-serif" w:cs="sans-serif"/>
+          <w:b/>
+          <w:bCs/>
+          <w:lang w:val="en-US"/>
+        </w:rPr>
+        <w:t>1071</w:t>
+      </w:r>
+      <w:r>
+        <w:rPr>
+          <w:rFonts w:hint="default" w:ascii="Calibri" w:hAnsi="Calibri" w:eastAsia="sans-serif" w:cs="sans-serif"/>
+          <w:b/>
+          <w:bCs/>
+        </w:rPr>
+        <w:t>2</w:t>
       </w:r>
     </w:p>
     <w:p>
@@ -384,7 +360,7 @@
     <w:lsdException w:unhideWhenUsed="0" w:uiPriority="0" w:semiHidden="0" w:name="Document Map"/>
     <w:lsdException w:unhideWhenUsed="0" w:uiPriority="0" w:semiHidden="0" w:name="Plain Text"/>
     <w:lsdException w:unhideWhenUsed="0" w:uiPriority="0" w:semiHidden="0" w:name="E-mail Signature"/>
-    <w:lsdException w:unhideWhenUsed="0" w:uiPriority="0" w:semiHidden="0" w:name="Normal (Web)"/>
+    <w:lsdException w:qFormat="1" w:unhideWhenUsed="0" w:uiPriority="0" w:semiHidden="0" w:name="Normal (Web)"/>
     <w:lsdException w:unhideWhenUsed="0" w:uiPriority="0" w:semiHidden="0" w:name="HTML Acronym"/>
     <w:lsdException w:unhideWhenUsed="0" w:uiPriority="0" w:semiHidden="0" w:name="HTML Address"/>
     <w:lsdException w:unhideWhenUsed="0" w:uiPriority="0" w:semiHidden="0" w:name="HTML Cite"/>
@@ -572,6 +548,7 @@
   </w:style>
   <w:style w:type="paragraph" w:styleId="4">
     <w:name w:val="Normal (Web)"/>
+    <w:qFormat/>
     <w:uiPriority w:val="0"/>
     <w:pPr>
       <w:spacing w:before="0" w:beforeAutospacing="1" w:after="0" w:afterAutospacing="1"/>
@@ -579,6 +556,7 @@
       <w:jc w:val="left"/>
     </w:pPr>
     <w:rPr>
+      <w:rFonts w:ascii="Times New Roman" w:hAnsi="Times New Roman" w:eastAsia="SimSun" w:cs="Times New Roman"/>
       <w:kern w:val="0"/>
       <w:sz w:val="24"/>
       <w:szCs w:val="24"/>
